--- a/docs/Distributed Database Project Proposal.docx
+++ b/docs/Distributed Database Project Proposal.docx
@@ -9,6 +9,7 @@
         <w:keepNext w:val="0"/>
         <w:keepLines w:val="0"/>
         <w:spacing w:after="80"/>
+        <w:jc w:val="center"/>
         <w:rPr>
           <w:rFonts w:asciiTheme="minorHAnsi" w:hAnsiTheme="minorHAnsi" w:cstheme="minorHAnsi"/>
           <w:b/>
@@ -213,16 +214,10 @@
       <w:r>
         <w:rPr>
           <w:rFonts w:asciiTheme="minorHAnsi" w:hAnsiTheme="minorHAnsi" w:cstheme="minorHAnsi"/>
-        </w:rPr>
-        <w:t xml:space="preserve"> </w:t>
-      </w:r>
-      <w:r>
-        <w:rPr>
-          <w:rFonts w:asciiTheme="minorHAnsi" w:hAnsiTheme="minorHAnsi" w:cstheme="minorHAnsi"/>
           <w:sz w:val="26"/>
           <w:szCs w:val="26"/>
         </w:rPr>
-        <w:t>: Exactly-Once Payment Processing with Idempotency Key, De-duplication Table, and Write-Ahead Log</w:t>
+        <w:t xml:space="preserve"> Exactly-Once Payment Processing with Idempotency Key, De-duplication Table, and Write-Ahead Log</w:t>
       </w:r>
     </w:p>
     <w:p>
